--- a/en/wisdom-stories/staying-on-the-right-path.docx
+++ b/en/wisdom-stories/staying-on-the-right-path.docx
@@ -185,7 +185,7 @@
           <w:bCs/>
           <w:lang/>
         </w:rPr>
-        <w:t>Moral: Staying on the right path begins with everyday choices. Care in our work, responsibility towards our commitments, and awareness that we are accountable to God help keep us from going astray.</w:t>
+        <w:t xml:space="preserve">Moral: Staying on the right path begins with everyday choices. Care in our work, a sense of responsibility for fulfilling our commitments, and awareness that we are accountable to God help keep us from going astray.</w:t>
       </w:r>
     </w:p>
     <w:p>
